--- a/docs/samples/ep02_study_guide.docx
+++ b/docs/samples/ep02_study_guide.docx
@@ -249,7 +249,7 @@
           <w:szCs w:val="17"/>
           <w:lang w:val="en-US" w:eastAsia="zh-CN" w:bidi="ar-SA"/>
         </w:rPr>
-        <w:t xml:space="preserve"> 2026-09-17 13:07</w:t>
+        <w:t xml:space="preserve"> 2026-09-18 07:05</w:t>
       </w:r>
     </w:p>
     <w:tbl>
@@ -3077,7 +3077,7 @@
                 <w:szCs w:val="18"/>
                 <w:lang w:val="en-US" w:eastAsia="zh-CN" w:bidi="ar-SA"/>
               </w:rPr>
-              <w:t xml:space="preserve">to take one amount away from another</w:t>
+              <w:t xml:space="preserve">v. make a subtraction v. take off or away</w:t>
             </w:r>
           </w:p>
         </w:tc>
@@ -6833,7 +6833,7 @@
                 <w:szCs w:val="18"/>
                 <w:lang w:val="en-US" w:eastAsia="zh-CN" w:bidi="ar-SA"/>
               </w:rPr>
-              <w:t xml:space="preserve">to shock someone deeply and make them feel horror or disgust</w:t>
+              <w:t xml:space="preserve">v strike with disgust or revulsion v fill with apprehension or alarm; cause to be unpleasantly surprised</w:t>
             </w:r>
           </w:p>
         </w:tc>
@@ -16743,7 +16743,7 @@
                 <w:szCs w:val="18"/>
                 <w:lang w:val="en-US" w:eastAsia="zh-CN" w:bidi="ar-SA"/>
               </w:rPr>
-              <w:t xml:space="preserve">to love and value someone or something very much</w:t>
+              <w:t xml:space="preserve">v be fond of; be attached to</w:t>
             </w:r>
           </w:p>
         </w:tc>
@@ -17271,7 +17271,7 @@
                 <w:szCs w:val="18"/>
                 <w:lang w:val="en-US" w:eastAsia="zh-CN" w:bidi="ar-SA"/>
               </w:rPr>
-              <w:t xml:space="preserve">to catch and arrest someone suspected of a crime</w:t>
+              <w:t xml:space="preserve">v. anticipate with dread or anxiety</w:t>
             </w:r>
           </w:p>
         </w:tc>
@@ -26423,7 +26423,7 @@
                 <w:szCs w:val="18"/>
                 <w:lang w:val="en-US" w:eastAsia="zh-CN" w:bidi="ar-SA"/>
               </w:rPr>
-              <w:t xml:space="preserve">existing in actual fact, whether or not officially recognized</w:t>
+              <w:t xml:space="preserve">Actually; in fact; in reality; as, a king de facto, -- distinguished from a king de jure, or by right.</w:t>
             </w:r>
           </w:p>
         </w:tc>
@@ -29083,7 +29083,7 @@
                 <w:szCs w:val="18"/>
                 <w:lang w:val="en-US" w:eastAsia="zh-CN" w:bidi="ar-SA"/>
               </w:rPr>
-              <w:t xml:space="preserve">the purest and most perfect example of something</w:t>
+              <w:t xml:space="preserve">n. the fifth and highest element after air and earth and fire and water; was believed to be the substance composing all heavenly bodies n. the purest and most concentrated essence of something n. the most typical example or representative of a type</w:t>
             </w:r>
           </w:p>
         </w:tc>
@@ -32623,7 +32623,7 @@
                 <w:szCs w:val="18"/>
                 <w:lang w:val="en-US" w:eastAsia="zh-CN" w:bidi="ar-SA"/>
               </w:rPr>
-              <w:t xml:space="preserve">lasting for only a very short time</w:t>
+              <w:t xml:space="preserve">s lasting for a markedly brief time</w:t>
             </w:r>
           </w:p>
         </w:tc>
